--- a/submissions/10-carton-bid-evaluation/inputs/itb_2026_17_addendum_2.docx
+++ b/submissions/10-carton-bid-evaluation/inputs/itb_2026_17_addendum_2.docx
@@ -47,7 +47,7 @@
         <w:spacing w:after="120"/>
       </w:pPr>
       <w:r>
-        <w:t>The estimated annual quantity of item 3, the die-cut mailer 12 x 9 x 4, is reduced from 48,000 to 36,000 cartons. The mailer program for the west coast accounts moves to a fulfillment house in the first quarter, and the requirement falls with it. Bidders price item 3 at 36,000.</w:t>
+        <w:t>The estimated annual quantity of item 3, the die-cut mailer 12 x 9 x 4, is reduced from 36,000 to 27,000 cartons. The mailer program for the west coast accounts moves to a fulfillment house in the first quarter, and the requirement falls with it. Bidders price item 3 at 27,000.</w:t>
       </w:r>
     </w:p>
     <w:p>
@@ -79,7 +79,7 @@
         <w:spacing w:after="120"/>
       </w:pPr>
       <w:r>
-        <w:t>The bid due date and opening remain October 6, 2026 at 10:00. Bidders who have already submitted may withdraw and resubmit before that time.</w:t>
+        <w:t>The bid due date and opening remain October 6, 2026 at 10:00. Bidders who have already submitted may withdraw and resubmit before that time under section 3.4.</w:t>
       </w:r>
     </w:p>
     <w:p>
@@ -111,7 +111,7 @@
         <w:spacing w:after="120"/>
       </w:pPr>
       <w:r>
-        <w:t>Question: may the bid bond be a cashier's check in place of a surety bond? Answer: yes, at five percent of the total bid as written, returned to unsuccessful bidders within ten days of award. Question: are samples required for every item or only the printed carton? Answer: one sample of each of the five items, made to the specification in the drawing set as amended by this addendum, delivered to the purchasing office before the bid due time. Question: will releases be in full truckload quantities? Answer: releases are placed monthly in pallet multiples against the production schedule; Nordvik does not commit to truckload releases, and a bid that conditions its price on truckload releases takes an exception to the quantity term.</w:t>
+        <w:t>Question: may the bid bond be a cashier's check in place of a surety bond? Answer: yes, at five percent of the total bid as written, returned to unsuccessful bidders within ten days of award. Question: will a bid security that falls a few dollars short of five percent be accepted? Answer: no; section 3.2 requires security of five percent of the total bid as written, tooling included, and a bid with less is treated as a bid without it. Question: are samples required for every item or only the printed carton? Answer: one sample of each of the five items, made to the specification in the drawing set as amended by this addendum, delivered to the purchasing office before the bid due time. Question: will releases be in full truckload quantities? Answer: releases are placed monthly in pallet multiples against the production schedule; Nordvik does not commit to truckload releases, and a bid that conditions its price on truckload releases takes an exception to the quantity term.</w:t>
       </w:r>
     </w:p>
     <w:p>
@@ -119,8 +119,7 @@
         <w:spacing w:after="120"/>
       </w:pPr>
       <w:r>
-        <w:lastRenderedPageBreak/>
-        <w:t>Addendum 1, issued September 16, 2026, corrected the dimensions of item 2 to 18 x 12 x 10 and is unchanged by this addendum. Bidders acknowledge both addenda on the bid form by number. A bidder that acknowledges addendum 1 alone has not acknowledged this addendum.</w:t>
+        <w:t>Addendum 1, issued September 16, 2026, corrected the dimensions of item 2 from 18 x 12 x 12 to 18 x 12 x 10, with drawing NM-CTN-26-02 revision B replacing revision A, and is unchanged by this addendum. Bidders acknowledge both addenda on the bid form by number. A bidder that acknowledges addendum 1 alone has not acknowledged this addendum.</w:t>
       </w:r>
     </w:p>
     <w:p>

--- a/submissions/10-carton-bid-evaluation/inputs/itb_2026_17_addendum_2.docx
+++ b/submissions/10-carton-bid-evaluation/inputs/itb_2026_17_addendum_2.docx
@@ -95,7 +95,7 @@
         <w:spacing w:after="120"/>
       </w:pPr>
       <w:r>
-        <w:t>Question: may a bidder offer 200 lb test doublewall for item 4 in place of 275 lb test? Answer: as an alternate under section 4.4 only, with the bid on the item as specified. Question: is freight for FOB origin bids computed on truckload rates? Answer: no; section 5.4 applies the inbound freight schedule per hundredweight without a truckload allowance. Question: does the payment discount credit apply to tooling? Answer: no; section 5.5 applies the credit to the sum of the corrected extensions only.</w:t>
+        <w:t>Question: may a bidder offer 200 lb test doublewall for item 4 in place of 275 lb test? Answer: as an alternate under section 4.4 only, with the bid on the item as specified. Question: does the firm price in section 4.3 also cover the tooling charge? Answer: yes; the one-time charge under 4.2 is bid once and is not revised during the term. Question: which freight schedule is used under section 5.4? Answer: the inbound schedule effective July 1, 2026, which is the Freight Schedule sheet of the bid tabulation workbook issued with the invitation. Question: from what date does the discount period in section 5.5 run? Answer: from the date of Nordvik's receipt of a correct invoice, which is the date the purchasing office stamps on it.</w:t>
       </w:r>
     </w:p>
     <w:p>
@@ -103,7 +103,7 @@
         <w:spacing w:after="120"/>
       </w:pPr>
       <w:r>
-        <w:t>Question: will Nordvik consider a price hold shorter than twelve months given linerboard prices? Answer: no; section 4.3 stands, and a bid conditioned on a shorter hold or an index takes an exception to a material term.</w:t>
+        <w:t>Question: may the bid bond be a cashier's check in place of a surety bond? Answer: yes, at five percent of the total bid as written, returned to unsuccessful bidders within ten days of award. Question: will a bid security that falls a few dollars short of five percent be accepted? Answer: no; section 3.2 requires security of five percent of the total bid as written, tooling included, and a bid with less is treated as a bid without it. Question: are samples required for every item or only the printed carton? Answer: one sample of each of the five items, made to the specification in the drawing set as amended by this addendum, delivered to the purchasing office before the bid due time.</w:t>
       </w:r>
     </w:p>
     <w:p>
@@ -111,14 +111,7 @@
         <w:spacing w:after="120"/>
       </w:pPr>
       <w:r>
-        <w:t>Question: may the bid bond be a cashier's check in place of a surety bond? Answer: yes, at five percent of the total bid as written, returned to unsuccessful bidders within ten days of award. Question: will a bid security that falls a few dollars short of five percent be accepted? Answer: no; section 3.2 requires security of five percent of the total bid as written, tooling included, and a bid with less is treated as a bid without it. Question: are samples required for every item or only the printed carton? Answer: one sample of each of the five items, made to the specification in the drawing set as amended by this addendum, delivered to the purchasing office before the bid due time. Question: will releases be in full truckload quantities? Answer: releases are placed monthly in pallet multiples against the production schedule; Nordvik does not commit to truckload releases, and a bid that conditions its price on truckload releases takes an exception to the quantity term.</w:t>
-      </w:r>
-    </w:p>
-    <w:p>
-      <w:pPr>
-        <w:spacing w:after="120"/>
-      </w:pPr>
-      <w:r>
+        <w:lastRenderedPageBreak/>
         <w:t>Addendum 1, issued September 16, 2026, corrected the dimensions of item 2 from 18 x 12 x 12 to 18 x 12 x 10, with drawing NM-CTN-26-02 revision B replacing revision A, and is unchanged by this addendum. Bidders acknowledge both addenda on the bid form by number. A bidder that acknowledges addendum 1 alone has not acknowledged this addendum.</w:t>
       </w:r>
     </w:p>
